--- a/labs/lab05/report/report.docx
+++ b/labs/lab05/report/report.docx
@@ -111,29 +111,17 @@
         <w:pStyle w:val="FirstParagraph"/>
       </w:pPr>
       <w:r>
-        <w:t xml:space="preserve">Изучение механизмов изменения идентификаторов, применения</w:t>
-      </w:r>
-      <w:r>
-        <w:t xml:space="preserve"> </w:t>
-      </w:r>
-      <w:r>
-        <w:t xml:space="preserve">SetUID- и Sticky-битов. Получение практических навыков работы в консоли с дополнительными атрибутами. Рассмотрение работы механизма</w:t>
-      </w:r>
-      <w:r>
-        <w:t xml:space="preserve"> </w:t>
-      </w:r>
-      <w:r>
-        <w:t xml:space="preserve">смены идентификатора процессов пользователей, а также влияние бита</w:t>
-      </w:r>
-      <w:r>
-        <w:t xml:space="preserve"> </w:t>
-      </w:r>
-      <w:r>
-        <w:t xml:space="preserve">Sticky на запись и удаление файлов.</w:t>
+        <w:t xml:space="preserve">Приобретение практических навыков по расширенному конфигурированию HTTP-</w:t>
+      </w:r>
+      <w:r>
+        <w:t xml:space="preserve"> </w:t>
+      </w:r>
+      <w:r>
+        <w:t xml:space="preserve">сервера Apache в части безопасности и возможности использования PHP.</w:t>
       </w:r>
     </w:p>
     <w:bookmarkEnd w:id="20"/>
-    <w:bookmarkStart w:id="33" w:name="выполнение-лабораторной-работы"/>
+    <w:bookmarkStart w:id="21" w:name="задания"/>
     <w:p>
       <w:pPr>
         <w:pStyle w:val="Heading1"/>
@@ -148,7 +136,7 @@
         <w:tab/>
       </w:r>
       <w:r>
-        <w:t xml:space="preserve">Выполнение лабораторной работы</w:t>
+        <w:t xml:space="preserve">Задания</w:t>
       </w:r>
     </w:p>
     <w:p>
@@ -160,7 +148,19 @@
         </w:numPr>
       </w:pPr>
       <w:r>
-        <w:t xml:space="preserve">Войдите в систему от имени пользователя guest.</w:t>
+        <w:t xml:space="preserve">Сгенерируйте криптографический ключ и самоподписанный сертификат безопас-</w:t>
+      </w:r>
+      <w:r>
+        <w:t xml:space="preserve"> </w:t>
+      </w:r>
+      <w:r>
+        <w:t xml:space="preserve">ности для возможности перехода веб-сервера от работы через протокол HTTP</w:t>
+      </w:r>
+      <w:r>
+        <w:t xml:space="preserve"> </w:t>
+      </w:r>
+      <w:r>
+        <w:t xml:space="preserve">к работе через протокол HTTPS.</w:t>
       </w:r>
     </w:p>
     <w:p>
@@ -172,7 +172,7 @@
         </w:numPr>
       </w:pPr>
       <w:r>
-        <w:t xml:space="preserve">Создайте программу simpleid.c.</w:t>
+        <w:t xml:space="preserve">Настройте веб-сервер для работы с PHP.</w:t>
       </w:r>
     </w:p>
     <w:p>
@@ -184,13 +184,52 @@
         </w:numPr>
       </w:pPr>
       <w:r>
-        <w:t xml:space="preserve">Скомплилируйте программу и убедитесь, что файл программы создан:</w:t>
-      </w:r>
-      <w:r>
-        <w:t xml:space="preserve"> </w:t>
-      </w:r>
-      <w:r>
-        <w:t xml:space="preserve">gcc simpleid.c -o simpleid</w:t>
+        <w:t xml:space="preserve">Напишите (или скорректируйте) скрипт для Vagrant, фиксирующий действия по</w:t>
+      </w:r>
+      <w:r>
+        <w:t xml:space="preserve"> </w:t>
+      </w:r>
+      <w:r>
+        <w:t xml:space="preserve">расширенной настройке HTTP-сервера во внутреннем окружении виртуальной</w:t>
+      </w:r>
+      <w:r>
+        <w:t xml:space="preserve"> </w:t>
+      </w:r>
+      <w:r>
+        <w:t xml:space="preserve">машины server.</w:t>
+      </w:r>
+    </w:p>
+    <w:bookmarkEnd w:id="21"/>
+    <w:bookmarkStart w:id="37" w:name="выполнение-лабораторной-работы"/>
+    <w:p>
+      <w:pPr>
+        <w:pStyle w:val="Heading1"/>
+      </w:pPr>
+      <w:r>
+        <w:rPr>
+          <w:rStyle w:val="SectionNumber"/>
+        </w:rPr>
+        <w:t xml:space="preserve">3</w:t>
+      </w:r>
+      <w:r>
+        <w:tab/>
+      </w:r>
+      <w:r>
+        <w:t xml:space="preserve">Выполнение лабораторной работы</w:t>
+      </w:r>
+    </w:p>
+    <w:p>
+      <w:pPr>
+        <w:pStyle w:val="FirstParagraph"/>
+      </w:pPr>
+      <w:r>
+        <w:t xml:space="preserve">Конфигурирование HTTP-сервера для работы через</w:t>
+      </w:r>
+      <w:r>
+        <w:t xml:space="preserve"> </w:t>
+      </w:r>
+      <w:r>
+        <w:t xml:space="preserve">протокол HTTPS</w:t>
       </w:r>
     </w:p>
     <w:p>
@@ -198,11 +237,197 @@
         <w:pStyle w:val="Compact"/>
         <w:numPr>
           <w:ilvl w:val="0"/>
-          <w:numId w:val="1001"/>
+          <w:numId w:val="1002"/>
         </w:numPr>
       </w:pPr>
       <w:r>
-        <w:t xml:space="preserve">Выполните программу simpleid.(рис. 1)</w:t>
+        <w:t xml:space="preserve">Загрузите вашу операционную систему и перейдите в рабочий каталог с проектом:</w:t>
+      </w:r>
+      <w:r>
+        <w:t xml:space="preserve"> </w:t>
+      </w:r>
+      <w:r>
+        <w:t xml:space="preserve">cd /var/tmp/user_name/vagrant</w:t>
+      </w:r>
+      <w:r>
+        <w:t xml:space="preserve"> </w:t>
+      </w:r>
+      <w:r>
+        <w:t xml:space="preserve">Здесь user_name — идентифицирующее вас имя пользователя, обычно первые буквы</w:t>
+      </w:r>
+      <w:r>
+        <w:t xml:space="preserve"> </w:t>
+      </w:r>
+      <w:r>
+        <w:t xml:space="preserve">инициалов и фамилия.</w:t>
+      </w:r>
+    </w:p>
+    <w:p>
+      <w:pPr>
+        <w:pStyle w:val="Compact"/>
+        <w:numPr>
+          <w:ilvl w:val="0"/>
+          <w:numId w:val="1002"/>
+        </w:numPr>
+      </w:pPr>
+      <w:r>
+        <w:t xml:space="preserve">Запустите виртуальную машину server:</w:t>
+      </w:r>
+      <w:r>
+        <w:t xml:space="preserve"> </w:t>
+      </w:r>
+      <w:r>
+        <w:t xml:space="preserve">make server-up</w:t>
+      </w:r>
+      <w:r>
+        <w:t xml:space="preserve"> </w:t>
+      </w:r>
+      <w:r>
+        <w:t xml:space="preserve">(или, если вы работаете под ОС Windows, то vagrant up server).</w:t>
+      </w:r>
+    </w:p>
+    <w:p>
+      <w:pPr>
+        <w:pStyle w:val="Compact"/>
+        <w:numPr>
+          <w:ilvl w:val="0"/>
+          <w:numId w:val="1002"/>
+        </w:numPr>
+      </w:pPr>
+      <w:r>
+        <w:t xml:space="preserve">На виртуальной машине server войдите под вашим пользователем и откройте тер-</w:t>
+      </w:r>
+      <w:r>
+        <w:t xml:space="preserve"> </w:t>
+      </w:r>
+      <w:r>
+        <w:t xml:space="preserve">минал. Перейдите в режим суперпользователя:</w:t>
+      </w:r>
+      <w:r>
+        <w:t xml:space="preserve"> </w:t>
+      </w:r>
+      <w:r>
+        <w:t xml:space="preserve">sudo -i</w:t>
+      </w:r>
+    </w:p>
+    <w:p>
+      <w:pPr>
+        <w:pStyle w:val="Compact"/>
+        <w:numPr>
+          <w:ilvl w:val="0"/>
+          <w:numId w:val="1002"/>
+        </w:numPr>
+      </w:pPr>
+      <w:r>
+        <w:t xml:space="preserve">В каталоге /etc/ssl создайте каталог private:</w:t>
+      </w:r>
+      <w:r>
+        <w:t xml:space="preserve"> </w:t>
+      </w:r>
+      <w:r>
+        <w:t xml:space="preserve">mkdir -p /etc/pki/tls/private</w:t>
+      </w:r>
+      <w:r>
+        <w:t xml:space="preserve"> </w:t>
+      </w:r>
+      <w:r>
+        <w:t xml:space="preserve">ln -s /etc/pki/tls/private /etc/ssl/private</w:t>
+      </w:r>
+      <w:r>
+        <w:t xml:space="preserve"> </w:t>
+      </w:r>
+      <w:r>
+        <w:t xml:space="preserve">cd /etc/pki/tls/private</w:t>
+      </w:r>
+      <w:r>
+        <w:t xml:space="preserve"> </w:t>
+      </w:r>
+      <w:r>
+        <w:t xml:space="preserve">Сгенерируйте ключ и сертификат, используя следующую команду:</w:t>
+      </w:r>
+      <w:r>
+        <w:t xml:space="preserve"> </w:t>
+      </w:r>
+      <w:r>
+        <w:t xml:space="preserve">openssl req -x509 -nodes -newkey rsa:2048 -keyout www.user.net.key -out</w:t>
+      </w:r>
+      <w:r>
+        <w:t xml:space="preserve"> </w:t>
+      </w:r>
+      <w:r>
+        <w:t xml:space="preserve">www.user.net.crt</w:t>
+      </w:r>
+      <w:r>
+        <w:t xml:space="preserve"> </w:t>
+      </w:r>
+      <w:r>
+        <w:t xml:space="preserve">mv www.user.net.crt /etc/pki/tls/certs</w:t>
+      </w:r>
+      <w:r>
+        <w:t xml:space="preserve"> </w:t>
+      </w:r>
+      <w:r>
+        <w:t xml:space="preserve">Сгенерированные ключ и сертификат появятся в соответствующем каталоге</w:t>
+      </w:r>
+      <w:r>
+        <w:t xml:space="preserve"> </w:t>
+      </w:r>
+      <w:r>
+        <w:t xml:space="preserve">/etc/ssl/private. Скопируйте сертификат в каталог /etc/ssl/certs (вместо user</w:t>
+      </w:r>
+      <w:r>
+        <w:t xml:space="preserve"> </w:t>
+      </w:r>
+      <w:r>
+        <w:t xml:space="preserve">укажите свой логин):</w:t>
+      </w:r>
+      <w:r>
+        <w:t xml:space="preserve"> </w:t>
+      </w:r>
+      <w:r>
+        <w:t xml:space="preserve">cp /etc/ssl/private/www.user.net.crt /etc/ssl/cert/</w:t>
+      </w:r>
+    </w:p>
+    <w:p>
+      <w:pPr>
+        <w:pStyle w:val="Compact"/>
+        <w:numPr>
+          <w:ilvl w:val="0"/>
+          <w:numId w:val="1002"/>
+        </w:numPr>
+      </w:pPr>
+      <w:r>
+        <w:t xml:space="preserve">Для перехода веб-сервера www.user.net на функционирование через протокол</w:t>
+      </w:r>
+      <w:r>
+        <w:t xml:space="preserve"> </w:t>
+      </w:r>
+      <w:r>
+        <w:t xml:space="preserve">HTTPS требуется изменить его конфигурационный файл. Перейдите в каталог</w:t>
+      </w:r>
+      <w:r>
+        <w:t xml:space="preserve"> </w:t>
+      </w:r>
+      <w:r>
+        <w:t xml:space="preserve">с конфигурационными файлами:</w:t>
+      </w:r>
+      <w:r>
+        <w:t xml:space="preserve"> </w:t>
+      </w:r>
+      <w:r>
+        <w:t xml:space="preserve">cd /etc/httpd/conf.d</w:t>
+      </w:r>
+      <w:r>
+        <w:t xml:space="preserve"> </w:t>
+      </w:r>
+      <w:r>
+        <w:t xml:space="preserve">Откройте на редактирование файл /etc/httpd/conf.d/www.user.net.conf и замени-</w:t>
+      </w:r>
+      <w:r>
+        <w:t xml:space="preserve"> </w:t>
+      </w:r>
+      <w:r>
+        <w:t xml:space="preserve">те его содержимое на следующее (вместо user укажите свой логин)(рис. 1)</w:t>
       </w:r>
     </w:p>
     <w:p>
@@ -212,20 +437,20 @@
       <w:r>
         <w:drawing>
           <wp:inline>
-            <wp:extent cx="3733800" cy="1502913"/>
+            <wp:extent cx="3733800" cy="2222219"/>
             <wp:effectExtent b="0" l="0" r="0" t="0"/>
-            <wp:docPr descr="ВЫполняем программу" title="" id="22" name="Picture"/>
+            <wp:docPr descr="ВЫполняем программу" title="" id="23" name="Picture"/>
             <a:graphic>
               <a:graphicData uri="http://schemas.openxmlformats.org/drawingml/2006/picture">
                 <pic:pic>
                   <pic:nvPicPr>
-                    <pic:cNvPr descr="image/1.png" id="23" name="Picture"/>
+                    <pic:cNvPr descr="image/1.png" id="24" name="Picture"/>
                     <pic:cNvPicPr>
                       <a:picLocks noChangeArrowheads="1" noChangeAspect="1"/>
                     </pic:cNvPicPr>
                   </pic:nvPicPr>
                   <pic:blipFill>
-                    <a:blip r:embed="rId21"/>
+                    <a:blip r:embed="rId22"/>
                     <a:stretch>
                       <a:fillRect/>
                     </a:stretch>
@@ -233,7 +458,7 @@
                   <pic:spPr bwMode="auto">
                     <a:xfrm>
                       <a:off x="0" y="0"/>
-                      <a:ext cx="3733800" cy="1502913"/>
+                      <a:ext cx="3733800" cy="2222219"/>
                     </a:xfrm>
                     <a:prstGeom prst="rect">
                       <a:avLst/>
@@ -265,29 +490,47 @@
         <w:pStyle w:val="Compact"/>
         <w:numPr>
           <w:ilvl w:val="0"/>
-          <w:numId w:val="1002"/>
+          <w:numId w:val="1003"/>
         </w:numPr>
       </w:pPr>
       <w:r>
-        <w:t xml:space="preserve">Выполните системную программу id:</w:t>
-      </w:r>
-      <w:r>
-        <w:t xml:space="preserve"> </w:t>
-      </w:r>
-      <w:r>
-        <w:t xml:space="preserve">id</w:t>
-      </w:r>
-      <w:r>
-        <w:t xml:space="preserve"> </w:t>
-      </w:r>
-      <w:r>
-        <w:t xml:space="preserve">и сравните полученный вами результат с данными предыдущего пункта</w:t>
-      </w:r>
-      <w:r>
-        <w:t xml:space="preserve"> </w:t>
-      </w:r>
-      <w:r>
-        <w:t xml:space="preserve">задания.</w:t>
+        <w:t xml:space="preserve">Внесите изменения в настройки межсетевого экрана на сервере, разрешив работу</w:t>
+      </w:r>
+      <w:r>
+        <w:t xml:space="preserve"> </w:t>
+      </w:r>
+      <w:r>
+        <w:t xml:space="preserve">с https:</w:t>
+      </w:r>
+      <w:r>
+        <w:t xml:space="preserve"> </w:t>
+      </w:r>
+      <w:r>
+        <w:t xml:space="preserve">firewall-cmd –list-services</w:t>
+      </w:r>
+      <w:r>
+        <w:t xml:space="preserve"> </w:t>
+      </w:r>
+      <w:r>
+        <w:t xml:space="preserve">firewall-cmd –get-services</w:t>
+      </w:r>
+      <w:r>
+        <w:t xml:space="preserve"> </w:t>
+      </w:r>
+      <w:r>
+        <w:t xml:space="preserve">firewall-cmd –add-service=https</w:t>
+      </w:r>
+      <w:r>
+        <w:t xml:space="preserve"> </w:t>
+      </w:r>
+      <w:r>
+        <w:t xml:space="preserve">firewall-cmd –add-service=https –permanent</w:t>
+      </w:r>
+      <w:r>
+        <w:t xml:space="preserve"> </w:t>
+      </w:r>
+      <w:r>
+        <w:t xml:space="preserve">firewall-cmd –reload</w:t>
       </w:r>
     </w:p>
     <w:p>
@@ -295,23 +538,17 @@
         <w:pStyle w:val="Compact"/>
         <w:numPr>
           <w:ilvl w:val="0"/>
-          <w:numId w:val="1002"/>
+          <w:numId w:val="1003"/>
         </w:numPr>
       </w:pPr>
       <w:r>
-        <w:t xml:space="preserve">Усложните программу, добавив вывод действительных идентификато-</w:t>
-      </w:r>
-      <w:r>
-        <w:t xml:space="preserve"> </w:t>
-      </w:r>
-      <w:r>
-        <w:t xml:space="preserve">ров.</w:t>
-      </w:r>
-      <w:r>
-        <w:t xml:space="preserve"> </w:t>
-      </w:r>
-      <w:r>
-        <w:t xml:space="preserve">Получившуюся программу назовите simpleid2.c.</w:t>
+        <w:t xml:space="preserve">Перезапустите веб-сервер:</w:t>
+      </w:r>
+      <w:r>
+        <w:t xml:space="preserve"> </w:t>
+      </w:r>
+      <w:r>
+        <w:t xml:space="preserve">systemctl restart httpd</w:t>
       </w:r>
     </w:p>
     <w:p>
@@ -319,89 +556,47 @@
         <w:pStyle w:val="Compact"/>
         <w:numPr>
           <w:ilvl w:val="0"/>
-          <w:numId w:val="1002"/>
+          <w:numId w:val="1003"/>
         </w:numPr>
       </w:pPr>
       <w:r>
-        <w:t xml:space="preserve">Скомпилируйте и запустите simpleid2.c:</w:t>
-      </w:r>
-      <w:r>
-        <w:t xml:space="preserve"> </w:t>
-      </w:r>
-      <w:r>
-        <w:t xml:space="preserve">gcc simpleid2.c -o simpleid2</w:t>
-      </w:r>
-      <w:r>
-        <w:t xml:space="preserve"> </w:t>
-      </w:r>
-      <w:r>
-        <w:t xml:space="preserve">./simpleid2</w:t>
-      </w:r>
-    </w:p>
-    <w:p>
-      <w:pPr>
-        <w:pStyle w:val="Compact"/>
-        <w:numPr>
-          <w:ilvl w:val="0"/>
-          <w:numId w:val="1002"/>
-        </w:numPr>
-      </w:pPr>
-      <w:r>
-        <w:t xml:space="preserve">От имени суперпользователя выполните команды:</w:t>
-      </w:r>
-      <w:r>
-        <w:t xml:space="preserve"> </w:t>
-      </w:r>
-      <w:r>
-        <w:t xml:space="preserve">Информационная безопасность компьютерных сетей 37</w:t>
-      </w:r>
-      <w:r>
-        <w:t xml:space="preserve"> </w:t>
-      </w:r>
-      <w:r>
-        <w:t xml:space="preserve">chown root:guest /home/guest/simpleid2</w:t>
-      </w:r>
-      <w:r>
-        <w:t xml:space="preserve"> </w:t>
-      </w:r>
-      <w:r>
-        <w:t xml:space="preserve">chmod u+s /home/guest/simpleid2</w:t>
-      </w:r>
-    </w:p>
-    <w:p>
-      <w:pPr>
-        <w:pStyle w:val="Compact"/>
-        <w:numPr>
-          <w:ilvl w:val="0"/>
-          <w:numId w:val="1002"/>
-        </w:numPr>
-      </w:pPr>
-      <w:r>
-        <w:t xml:space="preserve">Используйте sudo или повысьте временно свои права с помощью su.</w:t>
-      </w:r>
-      <w:r>
-        <w:t xml:space="preserve"> </w:t>
-      </w:r>
-      <w:r>
-        <w:t xml:space="preserve">Поясните, что делают эти команды.</w:t>
-      </w:r>
-    </w:p>
-    <w:p>
-      <w:pPr>
-        <w:pStyle w:val="Compact"/>
-        <w:numPr>
-          <w:ilvl w:val="0"/>
-          <w:numId w:val="1002"/>
-        </w:numPr>
-      </w:pPr>
-      <w:r>
-        <w:t xml:space="preserve">Выполните проверку правильности установки новых атрибутов и смены</w:t>
-      </w:r>
-      <w:r>
-        <w:t xml:space="preserve"> </w:t>
-      </w:r>
-      <w:r>
-        <w:t xml:space="preserve">владельца файла simpleid2. (рис. 2)</w:t>
+        <w:t xml:space="preserve">На виртуальной машине client в строке браузера введите название веб-сервера</w:t>
+      </w:r>
+      <w:r>
+        <w:t xml:space="preserve"> </w:t>
+      </w:r>
+      <w:r>
+        <w:t xml:space="preserve">www.user.net (вместо user укажите свой логин) и убедитесь, что произойдёт автома-</w:t>
+      </w:r>
+      <w:r>
+        <w:t xml:space="preserve"> </w:t>
+      </w:r>
+      <w:r>
+        <w:t xml:space="preserve">тическое переключение на работу по протоколу HTTPS. На открывшейся странице</w:t>
+      </w:r>
+      <w:r>
+        <w:t xml:space="preserve"> </w:t>
+      </w:r>
+      <w:r>
+        <w:t xml:space="preserve">с сообщением о незащищённости соединения нажмите кнопку «Дополнительно»,</w:t>
+      </w:r>
+      <w:r>
+        <w:t xml:space="preserve"> </w:t>
+      </w:r>
+      <w:r>
+        <w:t xml:space="preserve">затем добавьте адрес вашего сервера в постоянные исключения. Затем просмотрите</w:t>
+      </w:r>
+      <w:r>
+        <w:t xml:space="preserve"> </w:t>
+      </w:r>
+      <w:r>
+        <w:t xml:space="preserve">содержание сертификата (нажмите на значок с замком в адресной строке и кнопку</w:t>
+      </w:r>
+      <w:r>
+        <w:t xml:space="preserve"> </w:t>
+      </w:r>
+      <w:r>
+        <w:t xml:space="preserve">«Подробнее»).(рис. 2)</w:t>
       </w:r>
     </w:p>
     <w:p>
@@ -411,20 +606,20 @@
       <w:r>
         <w:drawing>
           <wp:inline>
-            <wp:extent cx="3733800" cy="885580"/>
+            <wp:extent cx="3733800" cy="2652632"/>
             <wp:effectExtent b="0" l="0" r="0" t="0"/>
-            <wp:docPr descr="Выполняем проверку" title="" id="25" name="Picture"/>
+            <wp:docPr descr="Выполняем проверку" title="" id="26" name="Picture"/>
             <a:graphic>
               <a:graphicData uri="http://schemas.openxmlformats.org/drawingml/2006/picture">
                 <pic:pic>
                   <pic:nvPicPr>
-                    <pic:cNvPr descr="image/2.png" id="26" name="Picture"/>
+                    <pic:cNvPr descr="image/2.png" id="27" name="Picture"/>
                     <pic:cNvPicPr>
                       <a:picLocks noChangeArrowheads="1" noChangeAspect="1"/>
                     </pic:cNvPicPr>
                   </pic:nvPicPr>
                   <pic:blipFill>
-                    <a:blip r:embed="rId24"/>
+                    <a:blip r:embed="rId25"/>
                     <a:stretch>
                       <a:fillRect/>
                     </a:stretch>
@@ -432,7 +627,7 @@
                   <pic:spPr bwMode="auto">
                     <a:xfrm>
                       <a:off x="0" y="0"/>
-                      <a:ext cx="3733800" cy="885580"/>
+                      <a:ext cx="3733800" cy="2652632"/>
                     </a:xfrm>
                     <a:prstGeom prst="rect">
                       <a:avLst/>
@@ -461,154 +656,10 @@
     </w:p>
     <w:p>
       <w:pPr>
-        <w:pStyle w:val="Compact"/>
-        <w:numPr>
-          <w:ilvl w:val="0"/>
-          <w:numId w:val="1003"/>
-        </w:numPr>
-      </w:pPr>
-      <w:r>
-        <w:t xml:space="preserve">Запустите simpleid2 и id:</w:t>
-      </w:r>
-      <w:r>
-        <w:t xml:space="preserve"> </w:t>
-      </w:r>
-      <w:r>
-        <w:t xml:space="preserve">./simpleid2</w:t>
-      </w:r>
-      <w:r>
-        <w:t xml:space="preserve"> </w:t>
-      </w:r>
-      <w:r>
-        <w:t xml:space="preserve">id</w:t>
-      </w:r>
-      <w:r>
-        <w:t xml:space="preserve"> </w:t>
-      </w:r>
-      <w:r>
-        <w:t xml:space="preserve">Сравните результаты.</w:t>
-      </w:r>
-    </w:p>
-    <w:p>
-      <w:pPr>
-        <w:pStyle w:val="Compact"/>
-        <w:numPr>
-          <w:ilvl w:val="0"/>
-          <w:numId w:val="1003"/>
-        </w:numPr>
-      </w:pPr>
-      <w:r>
-        <w:t xml:space="preserve">Проделайте тоже самое относительно SetGID-бита.</w:t>
-      </w:r>
-    </w:p>
-    <w:p>
-      <w:pPr>
-        <w:pStyle w:val="Compact"/>
-        <w:numPr>
-          <w:ilvl w:val="0"/>
-          <w:numId w:val="1003"/>
-        </w:numPr>
-      </w:pPr>
-      <w:r>
-        <w:t xml:space="preserve">Создайте программу readfile.c.</w:t>
-      </w:r>
-    </w:p>
-    <w:p>
-      <w:pPr>
-        <w:pStyle w:val="Compact"/>
-        <w:numPr>
-          <w:ilvl w:val="0"/>
-          <w:numId w:val="1003"/>
-        </w:numPr>
-      </w:pPr>
-      <w:r>
-        <w:t xml:space="preserve">Откомпилируйте её.</w:t>
-      </w:r>
-      <w:r>
-        <w:t xml:space="preserve"> </w:t>
-      </w:r>
-      <w:r>
-        <w:t xml:space="preserve">gcc readfile.c -o readfile</w:t>
-      </w:r>
-    </w:p>
-    <w:p>
-      <w:pPr>
-        <w:pStyle w:val="Compact"/>
-        <w:numPr>
-          <w:ilvl w:val="0"/>
-          <w:numId w:val="1003"/>
-        </w:numPr>
-      </w:pPr>
-      <w:r>
-        <w:t xml:space="preserve">Смените владельца у файла readfile.c (или любого другого текстового</w:t>
-      </w:r>
-      <w:r>
-        <w:t xml:space="preserve"> </w:t>
-      </w:r>
-      <w:r>
-        <w:t xml:space="preserve">файла в системе) и измените права так, чтобы только суперпользователь</w:t>
-      </w:r>
-      <w:r>
-        <w:t xml:space="preserve"> </w:t>
-      </w:r>
-      <w:r>
-        <w:t xml:space="preserve">(root) мог прочитать его, a guest не мог.</w:t>
-      </w:r>
-    </w:p>
-    <w:p>
-      <w:pPr>
-        <w:pStyle w:val="Compact"/>
-        <w:numPr>
-          <w:ilvl w:val="0"/>
-          <w:numId w:val="1003"/>
-        </w:numPr>
-      </w:pPr>
-      <w:r>
-        <w:t xml:space="preserve">Проверьте, что пользователь guest не может прочитать файл readfile.c.</w:t>
-      </w:r>
-    </w:p>
-    <w:p>
-      <w:pPr>
-        <w:pStyle w:val="Compact"/>
-        <w:numPr>
-          <w:ilvl w:val="0"/>
-          <w:numId w:val="1003"/>
-        </w:numPr>
-      </w:pPr>
-      <w:r>
-        <w:t xml:space="preserve">Смените у программы readfile владельца и установите SetU’D-бит.</w:t>
-      </w:r>
-    </w:p>
-    <w:p>
-      <w:pPr>
-        <w:pStyle w:val="Compact"/>
-        <w:numPr>
-          <w:ilvl w:val="0"/>
-          <w:numId w:val="1003"/>
-        </w:numPr>
-      </w:pPr>
-      <w:r>
-        <w:t xml:space="preserve">Проверьте, может ли программа readfile прочитать файл readfile.c?</w:t>
-      </w:r>
-    </w:p>
-    <w:p>
-      <w:pPr>
-        <w:pStyle w:val="Compact"/>
-        <w:numPr>
-          <w:ilvl w:val="0"/>
-          <w:numId w:val="1003"/>
-        </w:numPr>
-      </w:pPr>
-      <w:r>
-        <w:t xml:space="preserve">Проверьте, может ли программа readfile прочитать файл /etc/shadow?</w:t>
-      </w:r>
-    </w:p>
-    <w:p>
-      <w:pPr>
-        <w:pStyle w:val="FirstParagraph"/>
-      </w:pPr>
-      <w:r>
-        <w:t xml:space="preserve">Исследование Sticky-бита</w:t>
+        <w:pStyle w:val="BodyText"/>
+      </w:pPr>
+      <w:r>
+        <w:t xml:space="preserve">Конфигурирование HTTP-сервера для работы с PHP</w:t>
       </w:r>
     </w:p>
     <w:p>
@@ -620,19 +671,13 @@
         </w:numPr>
       </w:pPr>
       <w:r>
-        <w:t xml:space="preserve">Выясните, установлен ли атрибут Sticky на директории /tmp, для чего</w:t>
-      </w:r>
-      <w:r>
-        <w:t xml:space="preserve"> </w:t>
-      </w:r>
-      <w:r>
-        <w:t xml:space="preserve">выполните команду</w:t>
-      </w:r>
-      <w:r>
-        <w:t xml:space="preserve"> </w:t>
-      </w:r>
-      <w:r>
-        <w:t xml:space="preserve">ls -l / | grep tmp</w:t>
+        <w:t xml:space="preserve">Установите пакеты для работы с PHP:</w:t>
+      </w:r>
+      <w:r>
+        <w:t xml:space="preserve"> </w:t>
+      </w:r>
+      <w:r>
+        <w:t xml:space="preserve">dnf -y install php</w:t>
       </w:r>
     </w:p>
     <w:p>
@@ -644,37 +689,16 @@
         </w:numPr>
       </w:pPr>
       <w:r>
-        <w:t xml:space="preserve">От имени пользователя guest создайте файл file01.txt в директории /tmp</w:t>
-      </w:r>
-      <w:r>
-        <w:t xml:space="preserve"> </w:t>
-      </w:r>
-      <w:r>
-        <w:t xml:space="preserve">со словом test:</w:t>
-      </w:r>
-      <w:r>
-        <w:t xml:space="preserve"> </w:t>
-      </w:r>
-      <w:r>
-        <w:t xml:space="preserve">echo</w:t>
-      </w:r>
-      <w:r>
-        <w:t xml:space="preserve"> </w:t>
-      </w:r>
-      <w:r>
-        <w:t xml:space="preserve">“</w:t>
-      </w:r>
-      <w:r>
-        <w:t xml:space="preserve">test</w:t>
-      </w:r>
-      <w:r>
-        <w:t xml:space="preserve">”</w:t>
-      </w:r>
-      <w:r>
-        <w:t xml:space="preserve"> </w:t>
-      </w:r>
-      <w:r>
-        <w:t xml:space="preserve">&gt; /tmp/file01.txt</w:t>
+        <w:t xml:space="preserve">В каталоге /var/www/html/www.user.net (вместо user укажите свой логин) замените</w:t>
+      </w:r>
+      <w:r>
+        <w:t xml:space="preserve"> </w:t>
+      </w:r>
+      <w:r>
+        <w:t xml:space="preserve">файл index.html на index.php следующего содержания:</w:t>
+      </w:r>
+      <w:r>
+        <w:t xml:space="preserve"> </w:t>
       </w:r>
     </w:p>
     <w:p>
@@ -686,31 +710,55 @@
         </w:numPr>
       </w:pPr>
       <w:r>
-        <w:t xml:space="preserve">Просмотрите атрибуты у только что созданного файла и разрешите чте-</w:t>
-      </w:r>
-      <w:r>
-        <w:t xml:space="preserve"> </w:t>
-      </w:r>
-      <w:r>
-        <w:t xml:space="preserve">ние и запись для категории пользователей «все остальные»:</w:t>
-      </w:r>
-      <w:r>
-        <w:t xml:space="preserve"> </w:t>
-      </w:r>
-      <w:r>
-        <w:t xml:space="preserve">ls -l /tmp/file01.txt</w:t>
-      </w:r>
-      <w:r>
-        <w:t xml:space="preserve"> </w:t>
-      </w:r>
-      <w:r>
-        <w:t xml:space="preserve">chmod o+rw /tmp/file01.txt</w:t>
-      </w:r>
-      <w:r>
-        <w:t xml:space="preserve"> </w:t>
-      </w:r>
-      <w:r>
-        <w:t xml:space="preserve">ls -l /tmp/file01.txt. (рис. 3)</w:t>
+        <w:t xml:space="preserve">Скорректируйте права доступа в каталог с веб-контентом:</w:t>
+      </w:r>
+      <w:r>
+        <w:t xml:space="preserve"> </w:t>
+      </w:r>
+      <w:r>
+        <w:t xml:space="preserve">chown -R apache:apache /var/www</w:t>
+      </w:r>
+    </w:p>
+    <w:p>
+      <w:pPr>
+        <w:pStyle w:val="Compact"/>
+        <w:numPr>
+          <w:ilvl w:val="0"/>
+          <w:numId w:val="1004"/>
+        </w:numPr>
+      </w:pPr>
+      <w:r>
+        <w:t xml:space="preserve">Восстановите контекст безопасности в SELinux:</w:t>
+      </w:r>
+      <w:r>
+        <w:t xml:space="preserve"> </w:t>
+      </w:r>
+      <w:r>
+        <w:t xml:space="preserve">restorecon -vR /etc</w:t>
+      </w:r>
+      <w:r>
+        <w:t xml:space="preserve"> </w:t>
+      </w:r>
+      <w:r>
+        <w:t xml:space="preserve">restorecon -vR /var/www</w:t>
+      </w:r>
+    </w:p>
+    <w:p>
+      <w:pPr>
+        <w:pStyle w:val="Compact"/>
+        <w:numPr>
+          <w:ilvl w:val="0"/>
+          <w:numId w:val="1004"/>
+        </w:numPr>
+      </w:pPr>
+      <w:r>
+        <w:t xml:space="preserve">Перезапустите HTTP-сервер:</w:t>
+      </w:r>
+      <w:r>
+        <w:t xml:space="preserve"> </w:t>
+      </w:r>
+      <w:r>
+        <w:t xml:space="preserve">systemctl restart httpd(рис. 3)</w:t>
       </w:r>
     </w:p>
     <w:p>
@@ -720,20 +768,20 @@
       <w:r>
         <w:drawing>
           <wp:inline>
-            <wp:extent cx="3733800" cy="2127673"/>
+            <wp:extent cx="3733800" cy="1551505"/>
             <wp:effectExtent b="0" l="0" r="0" t="0"/>
-            <wp:docPr descr="Смотрим атрибуты" title="" id="28" name="Picture"/>
+            <wp:docPr descr="выполняем" title="" id="29" name="Picture"/>
             <a:graphic>
               <a:graphicData uri="http://schemas.openxmlformats.org/drawingml/2006/picture">
                 <pic:pic>
                   <pic:nvPicPr>
-                    <pic:cNvPr descr="image/3.png" id="29" name="Picture"/>
+                    <pic:cNvPr descr="image/3.png" id="30" name="Picture"/>
                     <pic:cNvPicPr>
                       <a:picLocks noChangeArrowheads="1" noChangeAspect="1"/>
                     </pic:cNvPicPr>
                   </pic:nvPicPr>
                   <pic:blipFill>
-                    <a:blip r:embed="rId27"/>
+                    <a:blip r:embed="rId28"/>
                     <a:stretch>
                       <a:fillRect/>
                     </a:stretch>
@@ -741,7 +789,7 @@
                   <pic:spPr bwMode="auto">
                     <a:xfrm>
                       <a:off x="0" y="0"/>
-                      <a:ext cx="3733800" cy="2127673"/>
+                      <a:ext cx="3733800" cy="1551505"/>
                     </a:xfrm>
                     <a:prstGeom prst="rect">
                       <a:avLst/>
@@ -765,7 +813,7 @@
         <w:pStyle w:val="ImageCaption"/>
       </w:pPr>
       <w:r>
-        <w:t xml:space="preserve">Рис. 3: Смотрим атрибуты</w:t>
+        <w:t xml:space="preserve">Рис. 3: выполняем</w:t>
       </w:r>
     </w:p>
     <w:p>
@@ -777,337 +825,19 @@
         </w:numPr>
       </w:pPr>
       <w:r>
-        <w:t xml:space="preserve">От пользователя guest2 (не являющегося владельцем) попробуйте про-</w:t>
-      </w:r>
-      <w:r>
-        <w:t xml:space="preserve"> </w:t>
-      </w:r>
-      <w:r>
-        <w:t xml:space="preserve">читать файл /tmp/file01.txt:</w:t>
-      </w:r>
-      <w:r>
-        <w:t xml:space="preserve"> </w:t>
-      </w:r>
-      <w:r>
-        <w:t xml:space="preserve">cat /tmp/file01.txt</w:t>
-      </w:r>
-    </w:p>
-    <w:p>
-      <w:pPr>
-        <w:pStyle w:val="Compact"/>
-        <w:numPr>
-          <w:ilvl w:val="0"/>
-          <w:numId w:val="1005"/>
-        </w:numPr>
-      </w:pPr>
-      <w:r>
-        <w:t xml:space="preserve">От пользователя guest2 попробуйте дозаписать в файл</w:t>
-      </w:r>
-      <w:r>
-        <w:t xml:space="preserve"> </w:t>
-      </w:r>
-      <w:r>
-        <w:t xml:space="preserve">/tmp/file01.txt слово test2 командой</w:t>
-      </w:r>
-      <w:r>
-        <w:t xml:space="preserve"> </w:t>
-      </w:r>
-      <w:r>
-        <w:t xml:space="preserve">echo</w:t>
-      </w:r>
-      <w:r>
-        <w:t xml:space="preserve"> </w:t>
-      </w:r>
-      <w:r>
-        <w:t xml:space="preserve">“</w:t>
-      </w:r>
-      <w:r>
-        <w:t xml:space="preserve">test2</w:t>
-      </w:r>
-      <w:r>
-        <w:t xml:space="preserve">”</w:t>
-      </w:r>
-      <w:r>
-        <w:t xml:space="preserve"> </w:t>
-      </w:r>
-      <w:r>
-        <w:t xml:space="preserve">&gt; /tmp/file01.txt</w:t>
-      </w:r>
-      <w:r>
-        <w:t xml:space="preserve"> </w:t>
-      </w:r>
-      <w:r>
-        <w:t xml:space="preserve">Удалось ли вам выполнить операцию?</w:t>
-      </w:r>
-    </w:p>
-    <w:p>
-      <w:pPr>
-        <w:pStyle w:val="Compact"/>
-        <w:numPr>
-          <w:ilvl w:val="0"/>
-          <w:numId w:val="1005"/>
-        </w:numPr>
-      </w:pPr>
-      <w:r>
-        <w:t xml:space="preserve">Проверьте содержимое файла командой</w:t>
-      </w:r>
-      <w:r>
-        <w:t xml:space="preserve"> </w:t>
-      </w:r>
-      <w:r>
-        <w:t xml:space="preserve">cat /tmp/file01.txt</w:t>
-      </w:r>
-    </w:p>
-    <w:p>
-      <w:pPr>
-        <w:pStyle w:val="Compact"/>
-        <w:numPr>
-          <w:ilvl w:val="0"/>
-          <w:numId w:val="1005"/>
-        </w:numPr>
-      </w:pPr>
-      <w:r>
-        <w:t xml:space="preserve">От пользователя guest2 попробуйте записать в файл /tmp/file01.txt</w:t>
-      </w:r>
-      <w:r>
-        <w:t xml:space="preserve"> </w:t>
-      </w:r>
-      <w:r>
-        <w:t xml:space="preserve">слово test3, стерев при этом всю имеющуюся в файле информацию ко-</w:t>
-      </w:r>
-      <w:r>
-        <w:t xml:space="preserve"> </w:t>
-      </w:r>
-      <w:r>
-        <w:t xml:space="preserve">мандой</w:t>
-      </w:r>
-      <w:r>
-        <w:t xml:space="preserve"> </w:t>
-      </w:r>
-      <w:r>
-        <w:t xml:space="preserve">echo</w:t>
-      </w:r>
-      <w:r>
-        <w:t xml:space="preserve"> </w:t>
-      </w:r>
-      <w:r>
-        <w:t xml:space="preserve">“</w:t>
-      </w:r>
-      <w:r>
-        <w:t xml:space="preserve">test3</w:t>
-      </w:r>
-      <w:r>
-        <w:t xml:space="preserve">”</w:t>
-      </w:r>
-      <w:r>
-        <w:t xml:space="preserve"> </w:t>
-      </w:r>
-      <w:r>
-        <w:t xml:space="preserve">&gt; /tmp/file01.txt</w:t>
-      </w:r>
-      <w:r>
-        <w:t xml:space="preserve"> </w:t>
-      </w:r>
-      <w:r>
-        <w:t xml:space="preserve">Удалось ли вам выполнить операцию?</w:t>
-      </w:r>
-    </w:p>
-    <w:p>
-      <w:pPr>
-        <w:pStyle w:val="Compact"/>
-        <w:numPr>
-          <w:ilvl w:val="0"/>
-          <w:numId w:val="1005"/>
-        </w:numPr>
-      </w:pPr>
-      <w:r>
-        <w:t xml:space="preserve">Проверьте содержимое файла командой</w:t>
-      </w:r>
-      <w:r>
-        <w:t xml:space="preserve"> </w:t>
-      </w:r>
-      <w:r>
-        <w:t xml:space="preserve">cat /tmp/file01.txt</w:t>
-      </w:r>
-    </w:p>
-    <w:p>
-      <w:pPr>
-        <w:pStyle w:val="Compact"/>
-        <w:numPr>
-          <w:ilvl w:val="0"/>
-          <w:numId w:val="1005"/>
-        </w:numPr>
-      </w:pPr>
-      <w:r>
-        <w:t xml:space="preserve">От пользователя guest2 попробуйте удалить файл /tmp/file01.txt ко-</w:t>
-      </w:r>
-      <w:r>
-        <w:t xml:space="preserve"> </w:t>
-      </w:r>
-      <w:r>
-        <w:t xml:space="preserve">мандой</w:t>
-      </w:r>
-      <w:r>
-        <w:t xml:space="preserve"> </w:t>
-      </w:r>
-      <w:r>
-        <w:t xml:space="preserve">rm /tmp/fileOl.txt</w:t>
-      </w:r>
-      <w:r>
-        <w:t xml:space="preserve"> </w:t>
-      </w:r>
-      <w:r>
-        <w:t xml:space="preserve">Удалось ли вам удалить файл?</w:t>
-      </w:r>
-    </w:p>
-    <w:p>
-      <w:pPr>
-        <w:pStyle w:val="Compact"/>
-        <w:numPr>
-          <w:ilvl w:val="0"/>
-          <w:numId w:val="1005"/>
-        </w:numPr>
-      </w:pPr>
-      <w:r>
-        <w:t xml:space="preserve">Повысьте свои права до суперпользователя следующей командой</w:t>
-      </w:r>
-      <w:r>
-        <w:t xml:space="preserve"> </w:t>
-      </w:r>
-      <w:r>
-        <w:t xml:space="preserve">su -</w:t>
-      </w:r>
-      <w:r>
-        <w:t xml:space="preserve"> </w:t>
-      </w:r>
-      <w:r>
-        <w:t xml:space="preserve">и выполните после этого команду, снимающую атрибут t (Sticky-бит) с</w:t>
-      </w:r>
-      <w:r>
-        <w:t xml:space="preserve"> </w:t>
-      </w:r>
-      <w:r>
-        <w:t xml:space="preserve">директории /tmp:</w:t>
-      </w:r>
-      <w:r>
-        <w:t xml:space="preserve"> </w:t>
-      </w:r>
-      <w:r>
-        <w:t xml:space="preserve">chmod -t /tmp</w:t>
-      </w:r>
-    </w:p>
-    <w:p>
-      <w:pPr>
-        <w:pStyle w:val="Compact"/>
-        <w:numPr>
-          <w:ilvl w:val="0"/>
-          <w:numId w:val="1005"/>
-        </w:numPr>
-      </w:pPr>
-      <w:r>
-        <w:t xml:space="preserve">Покиньте режим суперпользователя командой</w:t>
-      </w:r>
-      <w:r>
-        <w:t xml:space="preserve"> </w:t>
-      </w:r>
-      <w:r>
-        <w:t xml:space="preserve">exit</w:t>
-      </w:r>
-    </w:p>
-    <w:p>
-      <w:pPr>
-        <w:pStyle w:val="Compact"/>
-        <w:numPr>
-          <w:ilvl w:val="0"/>
-          <w:numId w:val="1005"/>
-        </w:numPr>
-      </w:pPr>
-      <w:r>
-        <w:t xml:space="preserve">От пользователя guest2 проверьте, что атрибута t у директории /tmp</w:t>
-      </w:r>
-      <w:r>
-        <w:t xml:space="preserve"> </w:t>
-      </w:r>
-      <w:r>
-        <w:t xml:space="preserve">нет:</w:t>
-      </w:r>
-      <w:r>
-        <w:t xml:space="preserve"> </w:t>
-      </w:r>
-      <w:r>
-        <w:t xml:space="preserve">ls -l / | grep tmp</w:t>
-      </w:r>
-    </w:p>
-    <w:p>
-      <w:pPr>
-        <w:pStyle w:val="Compact"/>
-        <w:numPr>
-          <w:ilvl w:val="0"/>
-          <w:numId w:val="1005"/>
-        </w:numPr>
-      </w:pPr>
-      <w:r>
-        <w:t xml:space="preserve">Повторите предыдущие шаги. Какие наблюдаются изменения?</w:t>
-      </w:r>
-    </w:p>
-    <w:p>
-      <w:pPr>
-        <w:pStyle w:val="Compact"/>
-        <w:numPr>
-          <w:ilvl w:val="0"/>
-          <w:numId w:val="1005"/>
-        </w:numPr>
-      </w:pPr>
-      <w:r>
-        <w:t xml:space="preserve">Удалось ли вам удалить файл от имени пользователя, не являющегося</w:t>
-      </w:r>
-      <w:r>
-        <w:t xml:space="preserve"> </w:t>
-      </w:r>
-      <w:r>
-        <w:t xml:space="preserve">его владельцем? Ваши наблюдения занесите в отчёт.</w:t>
-      </w:r>
-      <w:r>
-        <w:t xml:space="preserve"> </w:t>
-      </w:r>
-      <w:r>
-        <w:t xml:space="preserve">Информационная безопасность компьютерных сетей 39</w:t>
-      </w:r>
-    </w:p>
-    <w:p>
-      <w:pPr>
-        <w:pStyle w:val="Compact"/>
-        <w:numPr>
-          <w:ilvl w:val="0"/>
-          <w:numId w:val="1005"/>
-        </w:numPr>
-      </w:pPr>
-      <w:r>
-        <w:t xml:space="preserve">Повысьте свои права до суперпользователя и верните атрибут t на ди-</w:t>
-      </w:r>
-      <w:r>
-        <w:t xml:space="preserve"> </w:t>
-      </w:r>
-      <w:r>
-        <w:t xml:space="preserve">ректорию /tmp:</w:t>
-      </w:r>
-      <w:r>
-        <w:t xml:space="preserve"> </w:t>
-      </w:r>
-      <w:r>
-        <w:t xml:space="preserve">su -</w:t>
-      </w:r>
-      <w:r>
-        <w:t xml:space="preserve"> </w:t>
-      </w:r>
-      <w:r>
-        <w:t xml:space="preserve">chmod +t /tmp</w:t>
-      </w:r>
-      <w:r>
-        <w:t xml:space="preserve"> </w:t>
-      </w:r>
-      <w:r>
-        <w:t xml:space="preserve">exit (рис. 4)</w:t>
+        <w:t xml:space="preserve">На виртуальной машине client в строке браузера введите название веб-сервера</w:t>
+      </w:r>
+      <w:r>
+        <w:t xml:space="preserve"> </w:t>
+      </w:r>
+      <w:r>
+        <w:t xml:space="preserve">www.user.net (вместо user укажите свой логин) и убедитесь, что будет выведена</w:t>
+      </w:r>
+      <w:r>
+        <w:t xml:space="preserve"> </w:t>
+      </w:r>
+      <w:r>
+        <w:t xml:space="preserve">страница с информацией об используемой на веб-сервере версии PHP.(рис. 4)</w:t>
       </w:r>
     </w:p>
     <w:p>
@@ -1117,20 +847,20 @@
       <w:r>
         <w:drawing>
           <wp:inline>
-            <wp:extent cx="3733800" cy="2324818"/>
+            <wp:extent cx="3733800" cy="2221611"/>
             <wp:effectExtent b="0" l="0" r="0" t="0"/>
-            <wp:docPr descr="Возвращаем атрибут" title="" id="31" name="Picture"/>
+            <wp:docPr descr="Смотрим PHP" title="" id="32" name="Picture"/>
             <a:graphic>
               <a:graphicData uri="http://schemas.openxmlformats.org/drawingml/2006/picture">
                 <pic:pic>
                   <pic:nvPicPr>
-                    <pic:cNvPr descr="image/4.png" id="32" name="Picture"/>
+                    <pic:cNvPr descr="image/4.png" id="33" name="Picture"/>
                     <pic:cNvPicPr>
                       <a:picLocks noChangeArrowheads="1" noChangeAspect="1"/>
                     </pic:cNvPicPr>
                   </pic:nvPicPr>
                   <pic:blipFill>
-                    <a:blip r:embed="rId30"/>
+                    <a:blip r:embed="rId31"/>
                     <a:stretch>
                       <a:fillRect/>
                     </a:stretch>
@@ -1138,7 +868,7 @@
                   <pic:spPr bwMode="auto">
                     <a:xfrm>
                       <a:off x="0" y="0"/>
-                      <a:ext cx="3733800" cy="2324818"/>
+                      <a:ext cx="3733800" cy="2221611"/>
                     </a:xfrm>
                     <a:prstGeom prst="rect">
                       <a:avLst/>
@@ -1162,11 +892,176 @@
         <w:pStyle w:val="ImageCaption"/>
       </w:pPr>
       <w:r>
-        <w:t xml:space="preserve">Рис. 4: Возвращаем атрибут</w:t>
-      </w:r>
-    </w:p>
-    <w:bookmarkEnd w:id="33"/>
-    <w:bookmarkStart w:id="34" w:name="выводы"/>
+        <w:t xml:space="preserve">Рис. 4: Смотрим PHP</w:t>
+      </w:r>
+    </w:p>
+    <w:p>
+      <w:pPr>
+        <w:pStyle w:val="BodyText"/>
+      </w:pPr>
+      <w:r>
+        <w:t xml:space="preserve">Внесение изменений в настройки внутреннего окружения</w:t>
+      </w:r>
+      <w:r>
+        <w:t xml:space="preserve"> </w:t>
+      </w:r>
+      <w:r>
+        <w:t xml:space="preserve">виртуальной машины</w:t>
+      </w:r>
+    </w:p>
+    <w:p>
+      <w:pPr>
+        <w:pStyle w:val="Compact"/>
+        <w:numPr>
+          <w:ilvl w:val="0"/>
+          <w:numId w:val="1006"/>
+        </w:numPr>
+      </w:pPr>
+      <w:r>
+        <w:t xml:space="preserve">На виртуальной машине server перейдите в каталог для внесения изменений</w:t>
+      </w:r>
+      <w:r>
+        <w:t xml:space="preserve"> </w:t>
+      </w:r>
+      <w:r>
+        <w:t xml:space="preserve">в настройки внутреннего окружения /vagrant/provision/server/http и в соответ-</w:t>
+      </w:r>
+      <w:r>
+        <w:t xml:space="preserve"> </w:t>
+      </w:r>
+      <w:r>
+        <w:t xml:space="preserve">ствующие каталоги скопируйте конфигурационные файлы:</w:t>
+      </w:r>
+      <w:r>
+        <w:t xml:space="preserve"> </w:t>
+      </w:r>
+      <w:r>
+        <w:t xml:space="preserve">cp -R /etc/httpd/conf.d/* /vagrant/provision/server/http/etc/httpd/conf.d</w:t>
+      </w:r>
+      <w:r>
+        <w:t xml:space="preserve"> </w:t>
+      </w:r>
+      <w:r>
+        <w:t xml:space="preserve">cp -R /var/www/html/* /vagrant/provision/server/http/var/www/html</w:t>
+      </w:r>
+      <w:r>
+        <w:t xml:space="preserve"> </w:t>
+      </w:r>
+      <w:r>
+        <w:t xml:space="preserve">mkdir -p /vagrant/provision/server/http/etc/pki/tls/private</w:t>
+      </w:r>
+      <w:r>
+        <w:t xml:space="preserve"> </w:t>
+      </w:r>
+      <w:r>
+        <w:t xml:space="preserve">mkdir -p /vagrant/provision/server/http/etc/pki/tls/certs</w:t>
+      </w:r>
+      <w:r>
+        <w:t xml:space="preserve"> </w:t>
+      </w:r>
+      <w:r>
+        <w:t xml:space="preserve">cp -R /etc/pki/tls/private/www.user.net.key</w:t>
+      </w:r>
+      <w:r>
+        <w:t xml:space="preserve"> </w:t>
+      </w:r>
+      <w:r>
+        <w:t xml:space="preserve">/vagrant/provision/server/http/etc/pki/tls/private↪</w:t>
+      </w:r>
+      <w:r>
+        <w:t xml:space="preserve"> </w:t>
+      </w:r>
+      <w:r>
+        <w:t xml:space="preserve">cp -R /etc/pki/tls/certs/www.user.net.crt</w:t>
+      </w:r>
+      <w:r>
+        <w:t xml:space="preserve"> </w:t>
+      </w:r>
+      <w:r>
+        <w:t xml:space="preserve">/vagrant/provision/server/http/etc/pki/tls/certs↪</w:t>
+      </w:r>
+    </w:p>
+    <w:p>
+      <w:pPr>
+        <w:pStyle w:val="Compact"/>
+        <w:numPr>
+          <w:ilvl w:val="0"/>
+          <w:numId w:val="1006"/>
+        </w:numPr>
+      </w:pPr>
+      <w:r>
+        <w:t xml:space="preserve">В имеющийся скрипт /vagrant/provision/server/http.sh внесите изменения, до-</w:t>
+      </w:r>
+      <w:r>
+        <w:t xml:space="preserve"> </w:t>
+      </w:r>
+      <w:r>
+        <w:t xml:space="preserve">бавив установку PHP и настройку межсетевого экрана, разрешающую работать</w:t>
+      </w:r>
+      <w:r>
+        <w:t xml:space="preserve"> </w:t>
+      </w:r>
+      <w:r>
+        <w:t xml:space="preserve">с https.(рис. 5)</w:t>
+      </w:r>
+    </w:p>
+    <w:p>
+      <w:pPr>
+        <w:pStyle w:val="CaptionedFigure"/>
+      </w:pPr>
+      <w:r>
+        <w:drawing>
+          <wp:inline>
+            <wp:extent cx="3733800" cy="2672573"/>
+            <wp:effectExtent b="0" l="0" r="0" t="0"/>
+            <wp:docPr descr="Вносим изменения" title="" id="35" name="Picture"/>
+            <a:graphic>
+              <a:graphicData uri="http://schemas.openxmlformats.org/drawingml/2006/picture">
+                <pic:pic>
+                  <pic:nvPicPr>
+                    <pic:cNvPr descr="image/5.png" id="36" name="Picture"/>
+                    <pic:cNvPicPr>
+                      <a:picLocks noChangeArrowheads="1" noChangeAspect="1"/>
+                    </pic:cNvPicPr>
+                  </pic:nvPicPr>
+                  <pic:blipFill>
+                    <a:blip r:embed="rId34"/>
+                    <a:stretch>
+                      <a:fillRect/>
+                    </a:stretch>
+                  </pic:blipFill>
+                  <pic:spPr bwMode="auto">
+                    <a:xfrm>
+                      <a:off x="0" y="0"/>
+                      <a:ext cx="3733800" cy="2672573"/>
+                    </a:xfrm>
+                    <a:prstGeom prst="rect">
+                      <a:avLst/>
+                    </a:prstGeom>
+                    <a:noFill/>
+                    <a:ln w="9525">
+                      <a:noFill/>
+                      <a:headEnd/>
+                      <a:tailEnd/>
+                    </a:ln>
+                  </pic:spPr>
+                </pic:pic>
+              </a:graphicData>
+            </a:graphic>
+          </wp:inline>
+        </w:drawing>
+      </w:r>
+    </w:p>
+    <w:p>
+      <w:pPr>
+        <w:pStyle w:val="ImageCaption"/>
+      </w:pPr>
+      <w:r>
+        <w:t xml:space="preserve">Рис. 5: Вносим изменения</w:t>
+      </w:r>
+    </w:p>
+    <w:bookmarkEnd w:id="37"/>
+    <w:bookmarkStart w:id="38" w:name="ответы-на-контрольные-вопросы"/>
     <w:p>
       <w:pPr>
         <w:pStyle w:val="Heading1"/>
@@ -1175,12 +1070,64 @@
         <w:rPr>
           <w:rStyle w:val="SectionNumber"/>
         </w:rPr>
-        <w:t xml:space="preserve">3</w:t>
+        <w:t xml:space="preserve">4</w:t>
       </w:r>
       <w:r>
         <w:tab/>
       </w:r>
       <w:r>
+        <w:t xml:space="preserve">Ответы на контрольные вопросы</w:t>
+      </w:r>
+    </w:p>
+    <w:p>
+      <w:pPr>
+        <w:numPr>
+          <w:ilvl w:val="0"/>
+          <w:numId w:val="1007"/>
+        </w:numPr>
+      </w:pPr>
+      <w:r>
+        <w:t xml:space="preserve">HTTP и HTTPS: HTTP передаёт данные без шифрования, HTTPS — через защищённое TLS-соединение.</w:t>
+      </w:r>
+    </w:p>
+    <w:p>
+      <w:pPr>
+        <w:numPr>
+          <w:ilvl w:val="0"/>
+          <w:numId w:val="1007"/>
+        </w:numPr>
+      </w:pPr>
+      <w:r>
+        <w:t xml:space="preserve">Безопасность HTTPS: данные шифруются, защищаются от изменения, а сертификат подтверждает подлинность сервера.</w:t>
+      </w:r>
+    </w:p>
+    <w:p>
+      <w:pPr>
+        <w:numPr>
+          <w:ilvl w:val="0"/>
+          <w:numId w:val="1007"/>
+        </w:numPr>
+      </w:pPr>
+      <w:r>
+        <w:t xml:space="preserve">Сертификационный центр (CA): организация, которая выдаёт и подтверждает цифровые сертификаты. Пример: Let’s Encrypt.</w:t>
+      </w:r>
+    </w:p>
+    <w:bookmarkEnd w:id="38"/>
+    <w:bookmarkStart w:id="39" w:name="выводы"/>
+    <w:p>
+      <w:pPr>
+        <w:pStyle w:val="Heading1"/>
+      </w:pPr>
+      <w:r>
+        <w:rPr>
+          <w:rStyle w:val="SectionNumber"/>
+        </w:rPr>
+        <w:t xml:space="preserve">5</w:t>
+      </w:r>
+      <w:r>
+        <w:tab/>
+      </w:r>
+      <w:r>
         <w:t xml:space="preserve">Выводы</w:t>
       </w:r>
     </w:p>
@@ -1189,28 +1136,16 @@
         <w:pStyle w:val="FirstParagraph"/>
       </w:pPr>
       <w:r>
-        <w:t xml:space="preserve">Мы изучили механизмы изменения идентификаторов, применения</w:t>
-      </w:r>
-      <w:r>
-        <w:t xml:space="preserve"> </w:t>
-      </w:r>
-      <w:r>
-        <w:t xml:space="preserve">SetUID- и Sticky-битов. Получение практических навыков работы в консоли с дополнительными атрибутами. Рассмотрение работы механизма</w:t>
-      </w:r>
-      <w:r>
-        <w:t xml:space="preserve"> </w:t>
-      </w:r>
-      <w:r>
-        <w:t xml:space="preserve">смены идентификатора процессов пользователей, а также влияние бита</w:t>
-      </w:r>
-      <w:r>
-        <w:t xml:space="preserve"> </w:t>
-      </w:r>
-      <w:r>
-        <w:t xml:space="preserve">Sticky на запись и удаление файлов.</w:t>
-      </w:r>
-    </w:p>
-    <w:bookmarkEnd w:id="34"/>
+        <w:t xml:space="preserve">Мы приобрели практические навыки по расширенному конфигурированию HTTP-</w:t>
+      </w:r>
+      <w:r>
+        <w:t xml:space="preserve"> </w:t>
+      </w:r>
+      <w:r>
+        <w:t xml:space="preserve">сервера Apache в части безопасности и возможности использования PHP.</w:t>
+      </w:r>
+    </w:p>
+    <w:bookmarkEnd w:id="39"/>
     <w:sectPr/>
   </w:body>
 </w:document>
@@ -1402,11 +1337,11 @@
       </w:pPr>
     </w:lvl>
   </w:abstractNum>
-  <w:abstractNum w:abstractNumId="99415">
-    <w:nsid w:val="00A99415"/>
+  <w:abstractNum w:abstractNumId="99416">
+    <w:nsid w:val="00A99416"/>
     <w:multiLevelType w:val="multilevel"/>
     <w:lvl w:ilvl="0">
-      <w:start w:val="5"/>
+      <w:start w:val="6"/>
       <w:numFmt w:val="decimal"/>
       <w:lvlText w:val="%1."/>
       <w:lvlJc w:val="left"/>
@@ -1415,7 +1350,7 @@
       </w:pPr>
     </w:lvl>
     <w:lvl w:ilvl="1">
-      <w:start w:val="5"/>
+      <w:start w:val="6"/>
       <w:numFmt w:val="decimal"/>
       <w:lvlText w:val="%2."/>
       <w:lvlJc w:val="left"/>
@@ -1424,7 +1359,7 @@
       </w:pPr>
     </w:lvl>
     <w:lvl w:ilvl="2">
-      <w:start w:val="5"/>
+      <w:start w:val="6"/>
       <w:numFmt w:val="decimal"/>
       <w:lvlText w:val="%3."/>
       <w:lvlJc w:val="left"/>
@@ -1433,7 +1368,7 @@
       </w:pPr>
     </w:lvl>
     <w:lvl w:ilvl="3">
-      <w:start w:val="5"/>
+      <w:start w:val="6"/>
       <w:numFmt w:val="decimal"/>
       <w:lvlText w:val="%4."/>
       <w:lvlJc w:val="left"/>
@@ -1442,7 +1377,7 @@
       </w:pPr>
     </w:lvl>
     <w:lvl w:ilvl="4">
-      <w:start w:val="5"/>
+      <w:start w:val="6"/>
       <w:numFmt w:val="decimal"/>
       <w:lvlText w:val="%5."/>
       <w:lvlJc w:val="left"/>
@@ -1451,7 +1386,7 @@
       </w:pPr>
     </w:lvl>
     <w:lvl w:ilvl="5">
-      <w:start w:val="5"/>
+      <w:start w:val="6"/>
       <w:numFmt w:val="decimal"/>
       <w:lvlText w:val="%6."/>
       <w:lvlJc w:val="left"/>
@@ -1460,7 +1395,7 @@
       </w:pPr>
     </w:lvl>
     <w:lvl w:ilvl="6">
-      <w:start w:val="5"/>
+      <w:start w:val="6"/>
       <w:numFmt w:val="decimal"/>
       <w:lvlText w:val="%7."/>
       <w:lvlJc w:val="left"/>
@@ -1469,7 +1404,7 @@
       </w:pPr>
     </w:lvl>
     <w:lvl w:ilvl="7">
-      <w:start w:val="5"/>
+      <w:start w:val="6"/>
       <w:numFmt w:val="decimal"/>
       <w:lvlText w:val="%8."/>
       <w:lvlJc w:val="left"/>
@@ -1478,177 +1413,7 @@
       </w:pPr>
     </w:lvl>
     <w:lvl w:ilvl="8">
-      <w:start w:val="5"/>
-      <w:numFmt w:val="decimal"/>
-      <w:lvlText w:val="%9."/>
-      <w:lvlJc w:val="left"/>
-      <w:pPr>
-        <w:ind w:left="6480" w:hanging="480"/>
-      </w:pPr>
-    </w:lvl>
-  </w:abstractNum>
-  <w:abstractNum w:abstractNumId="994111">
-    <w:nsid w:val="0A994111"/>
-    <w:multiLevelType w:val="multilevel"/>
-    <w:lvl w:ilvl="0">
-      <w:start w:val="11"/>
-      <w:numFmt w:val="decimal"/>
-      <w:lvlText w:val="%1."/>
-      <w:lvlJc w:val="left"/>
-      <w:pPr>
-        <w:ind w:left="720" w:hanging="480"/>
-      </w:pPr>
-    </w:lvl>
-    <w:lvl w:ilvl="1">
-      <w:start w:val="11"/>
-      <w:numFmt w:val="decimal"/>
-      <w:lvlText w:val="%2."/>
-      <w:lvlJc w:val="left"/>
-      <w:pPr>
-        <w:ind w:left="1440" w:hanging="480"/>
-      </w:pPr>
-    </w:lvl>
-    <w:lvl w:ilvl="2">
-      <w:start w:val="11"/>
-      <w:numFmt w:val="decimal"/>
-      <w:lvlText w:val="%3."/>
-      <w:lvlJc w:val="left"/>
-      <w:pPr>
-        <w:ind w:left="2160" w:hanging="480"/>
-      </w:pPr>
-    </w:lvl>
-    <w:lvl w:ilvl="3">
-      <w:start w:val="11"/>
-      <w:numFmt w:val="decimal"/>
-      <w:lvlText w:val="%4."/>
-      <w:lvlJc w:val="left"/>
-      <w:pPr>
-        <w:ind w:left="2880" w:hanging="480"/>
-      </w:pPr>
-    </w:lvl>
-    <w:lvl w:ilvl="4">
-      <w:start w:val="11"/>
-      <w:numFmt w:val="decimal"/>
-      <w:lvlText w:val="%5."/>
-      <w:lvlJc w:val="left"/>
-      <w:pPr>
-        <w:ind w:left="3600" w:hanging="480"/>
-      </w:pPr>
-    </w:lvl>
-    <w:lvl w:ilvl="5">
-      <w:start w:val="11"/>
-      <w:numFmt w:val="decimal"/>
-      <w:lvlText w:val="%6."/>
-      <w:lvlJc w:val="left"/>
-      <w:pPr>
-        <w:ind w:left="4320" w:hanging="480"/>
-      </w:pPr>
-    </w:lvl>
-    <w:lvl w:ilvl="6">
-      <w:start w:val="11"/>
-      <w:numFmt w:val="decimal"/>
-      <w:lvlText w:val="%7."/>
-      <w:lvlJc w:val="left"/>
-      <w:pPr>
-        <w:ind w:left="5040" w:hanging="480"/>
-      </w:pPr>
-    </w:lvl>
-    <w:lvl w:ilvl="7">
-      <w:start w:val="11"/>
-      <w:numFmt w:val="decimal"/>
-      <w:lvlText w:val="%8."/>
-      <w:lvlJc w:val="left"/>
-      <w:pPr>
-        <w:ind w:left="5760" w:hanging="480"/>
-      </w:pPr>
-    </w:lvl>
-    <w:lvl w:ilvl="8">
-      <w:start w:val="11"/>
-      <w:numFmt w:val="decimal"/>
-      <w:lvlText w:val="%9."/>
-      <w:lvlJc w:val="left"/>
-      <w:pPr>
-        <w:ind w:left="6480" w:hanging="480"/>
-      </w:pPr>
-    </w:lvl>
-  </w:abstractNum>
-  <w:abstractNum w:abstractNumId="99414">
-    <w:nsid w:val="00A99414"/>
-    <w:multiLevelType w:val="multilevel"/>
-    <w:lvl w:ilvl="0">
-      <w:start w:val="4"/>
-      <w:numFmt w:val="decimal"/>
-      <w:lvlText w:val="%1."/>
-      <w:lvlJc w:val="left"/>
-      <w:pPr>
-        <w:ind w:left="720" w:hanging="480"/>
-      </w:pPr>
-    </w:lvl>
-    <w:lvl w:ilvl="1">
-      <w:start w:val="4"/>
-      <w:numFmt w:val="decimal"/>
-      <w:lvlText w:val="%2."/>
-      <w:lvlJc w:val="left"/>
-      <w:pPr>
-        <w:ind w:left="1440" w:hanging="480"/>
-      </w:pPr>
-    </w:lvl>
-    <w:lvl w:ilvl="2">
-      <w:start w:val="4"/>
-      <w:numFmt w:val="decimal"/>
-      <w:lvlText w:val="%3."/>
-      <w:lvlJc w:val="left"/>
-      <w:pPr>
-        <w:ind w:left="2160" w:hanging="480"/>
-      </w:pPr>
-    </w:lvl>
-    <w:lvl w:ilvl="3">
-      <w:start w:val="4"/>
-      <w:numFmt w:val="decimal"/>
-      <w:lvlText w:val="%4."/>
-      <w:lvlJc w:val="left"/>
-      <w:pPr>
-        <w:ind w:left="2880" w:hanging="480"/>
-      </w:pPr>
-    </w:lvl>
-    <w:lvl w:ilvl="4">
-      <w:start w:val="4"/>
-      <w:numFmt w:val="decimal"/>
-      <w:lvlText w:val="%5."/>
-      <w:lvlJc w:val="left"/>
-      <w:pPr>
-        <w:ind w:left="3600" w:hanging="480"/>
-      </w:pPr>
-    </w:lvl>
-    <w:lvl w:ilvl="5">
-      <w:start w:val="4"/>
-      <w:numFmt w:val="decimal"/>
-      <w:lvlText w:val="%6."/>
-      <w:lvlJc w:val="left"/>
-      <w:pPr>
-        <w:ind w:left="4320" w:hanging="480"/>
-      </w:pPr>
-    </w:lvl>
-    <w:lvl w:ilvl="6">
-      <w:start w:val="4"/>
-      <w:numFmt w:val="decimal"/>
-      <w:lvlText w:val="%7."/>
-      <w:lvlJc w:val="left"/>
-      <w:pPr>
-        <w:ind w:left="5040" w:hanging="480"/>
-      </w:pPr>
-    </w:lvl>
-    <w:lvl w:ilvl="7">
-      <w:start w:val="4"/>
-      <w:numFmt w:val="decimal"/>
-      <w:lvlText w:val="%8."/>
-      <w:lvlJc w:val="left"/>
-      <w:pPr>
-        <w:ind w:left="5760" w:hanging="480"/>
-      </w:pPr>
-    </w:lvl>
-    <w:lvl w:ilvl="8">
-      <w:start w:val="4"/>
+      <w:start w:val="6"/>
       <w:numFmt w:val="decimal"/>
       <w:lvlText w:val="%9."/>
       <w:lvlJc w:val="left"/>
@@ -1691,63 +1456,63 @@
     </w:lvlOverride>
   </w:num>
   <w:num w:numId="1002">
-    <w:abstractNumId w:val="99415"/>
+    <w:abstractNumId w:val="99411"/>
     <w:lvlOverride w:ilvl="0">
-      <w:startOverride w:val="5"/>
+      <w:startOverride w:val="1"/>
     </w:lvlOverride>
     <w:lvlOverride w:ilvl="1">
-      <w:startOverride w:val="5"/>
+      <w:startOverride w:val="1"/>
     </w:lvlOverride>
     <w:lvlOverride w:ilvl="2">
-      <w:startOverride w:val="5"/>
+      <w:startOverride w:val="1"/>
     </w:lvlOverride>
     <w:lvlOverride w:ilvl="3">
-      <w:startOverride w:val="5"/>
+      <w:startOverride w:val="1"/>
     </w:lvlOverride>
     <w:lvlOverride w:ilvl="4">
-      <w:startOverride w:val="5"/>
+      <w:startOverride w:val="1"/>
     </w:lvlOverride>
     <w:lvlOverride w:ilvl="5">
-      <w:startOverride w:val="5"/>
+      <w:startOverride w:val="1"/>
     </w:lvlOverride>
     <w:lvlOverride w:ilvl="6">
-      <w:startOverride w:val="5"/>
+      <w:startOverride w:val="1"/>
     </w:lvlOverride>
     <w:lvlOverride w:ilvl="7">
-      <w:startOverride w:val="5"/>
+      <w:startOverride w:val="1"/>
     </w:lvlOverride>
     <w:lvlOverride w:ilvl="8">
-      <w:startOverride w:val="5"/>
+      <w:startOverride w:val="1"/>
     </w:lvlOverride>
   </w:num>
   <w:num w:numId="1003">
-    <w:abstractNumId w:val="994111"/>
+    <w:abstractNumId w:val="99416"/>
     <w:lvlOverride w:ilvl="0">
-      <w:startOverride w:val="11"/>
+      <w:startOverride w:val="6"/>
     </w:lvlOverride>
     <w:lvlOverride w:ilvl="1">
-      <w:startOverride w:val="11"/>
+      <w:startOverride w:val="6"/>
     </w:lvlOverride>
     <w:lvlOverride w:ilvl="2">
-      <w:startOverride w:val="11"/>
+      <w:startOverride w:val="6"/>
     </w:lvlOverride>
     <w:lvlOverride w:ilvl="3">
-      <w:startOverride w:val="11"/>
+      <w:startOverride w:val="6"/>
     </w:lvlOverride>
     <w:lvlOverride w:ilvl="4">
-      <w:startOverride w:val="11"/>
+      <w:startOverride w:val="6"/>
     </w:lvlOverride>
     <w:lvlOverride w:ilvl="5">
-      <w:startOverride w:val="11"/>
+      <w:startOverride w:val="6"/>
     </w:lvlOverride>
     <w:lvlOverride w:ilvl="6">
-      <w:startOverride w:val="11"/>
+      <w:startOverride w:val="6"/>
     </w:lvlOverride>
     <w:lvlOverride w:ilvl="7">
-      <w:startOverride w:val="11"/>
+      <w:startOverride w:val="6"/>
     </w:lvlOverride>
     <w:lvlOverride w:ilvl="8">
-      <w:startOverride w:val="11"/>
+      <w:startOverride w:val="6"/>
     </w:lvlOverride>
   </w:num>
   <w:num w:numId="1004">
@@ -1781,33 +1546,93 @@
     </w:lvlOverride>
   </w:num>
   <w:num w:numId="1005">
-    <w:abstractNumId w:val="99414"/>
+    <w:abstractNumId w:val="99416"/>
     <w:lvlOverride w:ilvl="0">
-      <w:startOverride w:val="4"/>
+      <w:startOverride w:val="6"/>
     </w:lvlOverride>
     <w:lvlOverride w:ilvl="1">
-      <w:startOverride w:val="4"/>
+      <w:startOverride w:val="6"/>
     </w:lvlOverride>
     <w:lvlOverride w:ilvl="2">
-      <w:startOverride w:val="4"/>
+      <w:startOverride w:val="6"/>
     </w:lvlOverride>
     <w:lvlOverride w:ilvl="3">
-      <w:startOverride w:val="4"/>
+      <w:startOverride w:val="6"/>
     </w:lvlOverride>
     <w:lvlOverride w:ilvl="4">
-      <w:startOverride w:val="4"/>
+      <w:startOverride w:val="6"/>
     </w:lvlOverride>
     <w:lvlOverride w:ilvl="5">
-      <w:startOverride w:val="4"/>
+      <w:startOverride w:val="6"/>
     </w:lvlOverride>
     <w:lvlOverride w:ilvl="6">
-      <w:startOverride w:val="4"/>
+      <w:startOverride w:val="6"/>
     </w:lvlOverride>
     <w:lvlOverride w:ilvl="7">
-      <w:startOverride w:val="4"/>
+      <w:startOverride w:val="6"/>
     </w:lvlOverride>
     <w:lvlOverride w:ilvl="8">
-      <w:startOverride w:val="4"/>
+      <w:startOverride w:val="6"/>
+    </w:lvlOverride>
+  </w:num>
+  <w:num w:numId="1006">
+    <w:abstractNumId w:val="99411"/>
+    <w:lvlOverride w:ilvl="0">
+      <w:startOverride w:val="1"/>
+    </w:lvlOverride>
+    <w:lvlOverride w:ilvl="1">
+      <w:startOverride w:val="1"/>
+    </w:lvlOverride>
+    <w:lvlOverride w:ilvl="2">
+      <w:startOverride w:val="1"/>
+    </w:lvlOverride>
+    <w:lvlOverride w:ilvl="3">
+      <w:startOverride w:val="1"/>
+    </w:lvlOverride>
+    <w:lvlOverride w:ilvl="4">
+      <w:startOverride w:val="1"/>
+    </w:lvlOverride>
+    <w:lvlOverride w:ilvl="5">
+      <w:startOverride w:val="1"/>
+    </w:lvlOverride>
+    <w:lvlOverride w:ilvl="6">
+      <w:startOverride w:val="1"/>
+    </w:lvlOverride>
+    <w:lvlOverride w:ilvl="7">
+      <w:startOverride w:val="1"/>
+    </w:lvlOverride>
+    <w:lvlOverride w:ilvl="8">
+      <w:startOverride w:val="1"/>
+    </w:lvlOverride>
+  </w:num>
+  <w:num w:numId="1007">
+    <w:abstractNumId w:val="99411"/>
+    <w:lvlOverride w:ilvl="0">
+      <w:startOverride w:val="1"/>
+    </w:lvlOverride>
+    <w:lvlOverride w:ilvl="1">
+      <w:startOverride w:val="1"/>
+    </w:lvlOverride>
+    <w:lvlOverride w:ilvl="2">
+      <w:startOverride w:val="1"/>
+    </w:lvlOverride>
+    <w:lvlOverride w:ilvl="3">
+      <w:startOverride w:val="1"/>
+    </w:lvlOverride>
+    <w:lvlOverride w:ilvl="4">
+      <w:startOverride w:val="1"/>
+    </w:lvlOverride>
+    <w:lvlOverride w:ilvl="5">
+      <w:startOverride w:val="1"/>
+    </w:lvlOverride>
+    <w:lvlOverride w:ilvl="6">
+      <w:startOverride w:val="1"/>
+    </w:lvlOverride>
+    <w:lvlOverride w:ilvl="7">
+      <w:startOverride w:val="1"/>
+    </w:lvlOverride>
+    <w:lvlOverride w:ilvl="8">
+      <w:startOverride w:val="1"/>
     </w:lvlOverride>
   </w:num>
 </w:numbering>
